--- a/testakten/insolvenzverwaltung-moebelwerk-havelberg-regelverfahren/08_forderungsanmeldungen_sammelakte.docx
+++ b/testakten/insolvenzverwaltung-moebelwerk-havelberg-regelverfahren/08_forderungsanmeldungen_sammelakte.docx
@@ -5,77 +5,107 @@
     <w:p>
       <w:pPr>
         <w:pStyle w:val="Heading1"/>
+        <w:spacing w:after="160" w:line="259" w:lineRule="auto"/>
       </w:pPr>
       <w:r>
         <w:rPr>
           <w:rFonts w:ascii="Times New Roman" w:hAnsi="Times New Roman"/>
+          <w:b/>
+          <w:sz w:val="28"/>
         </w:rPr>
         <w:t>Forderungsanmeldungen – Sammelakte</w:t>
       </w:r>
     </w:p>
     <w:p>
       <w:pPr>
+        <w:spacing w:before="120" w:after="60" w:line="259" w:lineRule="auto"/>
         <w:ind w:left="567"/>
       </w:pPr>
       <w:r>
         <w:rPr>
+          <w:rFonts w:ascii="Times New Roman" w:hAnsi="Times New Roman"/>
+          <w:b/>
           <w:i/>
+          <w:sz w:val="22"/>
         </w:rPr>
         <w:t>Amtsgericht Stendal, Az. 7 IN 41/26</w:t>
       </w:r>
     </w:p>
     <w:p>
       <w:pPr>
+        <w:spacing w:before="120" w:after="60" w:line="259" w:lineRule="auto"/>
         <w:ind w:left="567"/>
       </w:pPr>
       <w:r>
         <w:rPr>
+          <w:rFonts w:ascii="Times New Roman" w:hAnsi="Times New Roman"/>
+          <w:b/>
           <w:i/>
+          <w:sz w:val="22"/>
         </w:rPr>
         <w:t>Insolvenzverfahren über das Vermögen der Möbelwerk Havelberg GmbH</w:t>
       </w:r>
     </w:p>
     <w:p>
       <w:pPr>
+        <w:spacing w:before="120" w:after="60" w:line="259" w:lineRule="auto"/>
         <w:ind w:left="567"/>
       </w:pPr>
       <w:r>
         <w:rPr>
+          <w:rFonts w:ascii="Times New Roman" w:hAnsi="Times New Roman"/>
+          <w:b/>
           <w:i/>
+          <w:sz w:val="22"/>
         </w:rPr>
         <w:t>Verfahrenseröffnung: 12.06.2026</w:t>
       </w:r>
     </w:p>
     <w:p>
       <w:pPr>
+        <w:spacing w:before="120" w:after="60" w:line="259" w:lineRule="auto"/>
         <w:ind w:left="567"/>
       </w:pPr>
       <w:r>
         <w:rPr>
+          <w:rFonts w:ascii="Times New Roman" w:hAnsi="Times New Roman"/>
+          <w:b/>
           <w:i/>
+          <w:sz w:val="22"/>
         </w:rPr>
         <w:t>Prüfungstermin: 14.09.2026, 10:00 Uhr, Amtsgericht Stendal, Saal 12</w:t>
       </w:r>
     </w:p>
     <w:p>
       <w:pPr>
+        <w:spacing w:before="120" w:after="60" w:line="259" w:lineRule="auto"/>
         <w:ind w:left="567"/>
       </w:pPr>
       <w:r>
         <w:rPr>
+          <w:rFonts w:ascii="Times New Roman" w:hAnsi="Times New Roman"/>
+          <w:b/>
           <w:i/>
+          <w:sz w:val="22"/>
         </w:rPr>
         <w:t>Insolvenzverwalterin: Dr. Nora Westphal</w:t>
       </w:r>
     </w:p>
-    <w:p/>
+    <w:p>
+      <w:pPr>
+        <w:spacing w:line="259" w:lineRule="auto" w:after="60"/>
+      </w:pPr>
+    </w:p>
     <w:p>
       <w:pPr>
         <w:pStyle w:val="Heading2"/>
+        <w:spacing w:before="120" w:after="60" w:line="259" w:lineRule="auto"/>
       </w:pPr>
       <w:r>
         <w:rPr>
           <w:rFonts w:ascii="Times New Roman" w:hAnsi="Times New Roman"/>
+          <w:b/>
+          <w:sz w:val="22"/>
         </w:rPr>
         <w:t>Übersicht angemeldeter Forderungen (Stand 01.08.2026)</w:t>
       </w:r>
@@ -1284,10 +1314,15 @@
         </w:tc>
       </w:tr>
     </w:tbl>
-    <w:p/>
+    <w:p>
+      <w:pPr>
+        <w:spacing w:line="259" w:lineRule="auto" w:after="60"/>
+      </w:pPr>
+    </w:p>
     <w:p>
       <w:pPr>
         <w:pStyle w:val="Heading2"/>
+        <w:spacing w:line="259" w:lineRule="auto" w:after="60"/>
       </w:pPr>
       <w:r>
         <w:rPr>
@@ -1299,6 +1334,7 @@
     <w:p>
       <w:pPr>
         <w:pStyle w:val="Heading3"/>
+        <w:spacing w:line="259" w:lineRule="auto" w:after="60"/>
       </w:pPr>
       <w:r>
         <w:rPr>
@@ -1309,6 +1345,7 @@
     </w:p>
     <w:p>
       <w:pPr>
+        <w:spacing w:line="259" w:lineRule="auto" w:after="60"/>
         <w:jc w:val="left"/>
       </w:pPr>
       <w:r>
@@ -1323,6 +1360,7 @@
     </w:p>
     <w:p>
       <w:pPr>
+        <w:spacing w:line="259" w:lineRule="auto" w:after="60"/>
         <w:jc w:val="left"/>
       </w:pPr>
       <w:r>
@@ -1337,6 +1375,7 @@
     </w:p>
     <w:p>
       <w:pPr>
+        <w:spacing w:line="259" w:lineRule="auto" w:after="60"/>
         <w:jc w:val="left"/>
       </w:pPr>
       <w:r>
@@ -1351,6 +1390,7 @@
     </w:p>
     <w:p>
       <w:pPr>
+        <w:spacing w:line="259" w:lineRule="auto" w:after="60"/>
         <w:jc w:val="left"/>
       </w:pPr>
       <w:r>
@@ -1365,6 +1405,7 @@
     </w:p>
     <w:p>
       <w:pPr>
+        <w:spacing w:line="259" w:lineRule="auto" w:after="60"/>
         <w:jc w:val="left"/>
       </w:pPr>
       <w:r>
@@ -1377,10 +1418,15 @@
         <w:t xml:space="preserve"> Zur Feststellung empfohlen in Höhe von 186.420,00 EUR.</w:t>
       </w:r>
     </w:p>
-    <w:p/>
+    <w:p>
+      <w:pPr>
+        <w:spacing w:line="259" w:lineRule="auto" w:after="60"/>
+      </w:pPr>
+    </w:p>
     <w:p>
       <w:pPr>
         <w:pStyle w:val="Heading3"/>
+        <w:spacing w:line="259" w:lineRule="auto" w:after="60"/>
       </w:pPr>
       <w:r>
         <w:rPr>
@@ -1391,6 +1437,7 @@
     </w:p>
     <w:p>
       <w:pPr>
+        <w:spacing w:line="259" w:lineRule="auto" w:after="60"/>
         <w:jc w:val="left"/>
       </w:pPr>
       <w:r>
@@ -1405,6 +1452,7 @@
     </w:p>
     <w:p>
       <w:pPr>
+        <w:spacing w:line="259" w:lineRule="auto" w:after="60"/>
         <w:jc w:val="left"/>
       </w:pPr>
       <w:r>
@@ -1419,6 +1467,7 @@
     </w:p>
     <w:p>
       <w:pPr>
+        <w:spacing w:line="259" w:lineRule="auto" w:after="60"/>
         <w:jc w:val="left"/>
       </w:pPr>
       <w:r>
@@ -1431,6 +1480,7 @@
     <w:p>
       <w:pPr>
         <w:pStyle w:val="ListBullet"/>
+        <w:spacing w:line="259" w:lineRule="auto" w:after="60"/>
       </w:pPr>
       <w:r>
         <w:t>Sicherungsübereignung Maschinen (CNC-Fräse, Kantenanleimmaschine, Gabelstapler) laut Vertrag 14.03.2022</w:t>
@@ -1439,6 +1489,7 @@
     <w:p>
       <w:pPr>
         <w:pStyle w:val="ListBullet"/>
+        <w:spacing w:line="259" w:lineRule="auto" w:after="60"/>
       </w:pPr>
       <w:r>
         <w:t>Globalzession sämtlicher Kundenforderungen laut Zessionsvertrag 14.03.2022</w:t>
@@ -1447,6 +1498,7 @@
     <w:p>
       <w:pPr>
         <w:pStyle w:val="ListBullet"/>
+        <w:spacing w:line="259" w:lineRule="auto" w:after="60"/>
       </w:pPr>
       <w:r>
         <w:t>Sicherheitenwert nach vorläufiger Einschätzung IV: ca. 171.500,00 EUR (Maschinen) + ca. 172.000,00 EUR realisierbare Forderungen = ca. 343.500,00 EUR</w:t>
@@ -1454,6 +1506,7 @@
     </w:p>
     <w:p>
       <w:pPr>
+        <w:spacing w:line="259" w:lineRule="auto" w:after="60"/>
         <w:jc w:val="left"/>
       </w:pPr>
       <w:r>
@@ -1466,6 +1519,7 @@
     <w:p>
       <w:pPr>
         <w:pStyle w:val="ListBullet"/>
+        <w:spacing w:line="259" w:lineRule="auto" w:after="60"/>
       </w:pPr>
       <w:r>
         <w:t>Wirksamkeit und Bestimmtheit der Sicherungsübereignung wird geprüft</w:t>
@@ -1474,6 +1528,7 @@
     <w:p>
       <w:pPr>
         <w:pStyle w:val="ListBullet"/>
+        <w:spacing w:line="259" w:lineRule="auto" w:after="60"/>
       </w:pPr>
       <w:r>
         <w:t>Globalzession: Kollision mit verlängertem EV Prignitz Forst KG zu klären</w:t>
@@ -1482,6 +1537,7 @@
     <w:p>
       <w:pPr>
         <w:pStyle w:val="ListBullet"/>
+        <w:spacing w:line="259" w:lineRule="auto" w:after="60"/>
       </w:pPr>
       <w:r>
         <w:t>Sondertilgung 02.04.2026 in Höhe von 35.000,00 EUR ist anfechtungsrelevant (→ Anfechtungsakte)</w:t>
@@ -1489,6 +1545,7 @@
     </w:p>
     <w:p>
       <w:pPr>
+        <w:spacing w:line="259" w:lineRule="auto" w:after="60"/>
         <w:jc w:val="left"/>
       </w:pPr>
       <w:r>
@@ -1501,10 +1558,15 @@
         <w:t xml:space="preserve"> Forderung dem Grunde nach unstreitig; Absonderungsrechte vorläufig anerkannt vorbehaltlich Anfechtung und Sicherheitenwertgutachten. Vorläufig bestritten soweit Absonderungsrecht den Sicherheitenwert überschreitet.</w:t>
       </w:r>
     </w:p>
-    <w:p/>
+    <w:p>
+      <w:pPr>
+        <w:spacing w:line="259" w:lineRule="auto" w:after="60"/>
+      </w:pPr>
+    </w:p>
     <w:p>
       <w:pPr>
         <w:pStyle w:val="Heading3"/>
+        <w:spacing w:line="259" w:lineRule="auto" w:after="60"/>
       </w:pPr>
       <w:r>
         <w:rPr>
@@ -1515,6 +1577,7 @@
     </w:p>
     <w:p>
       <w:pPr>
+        <w:spacing w:line="259" w:lineRule="auto" w:after="60"/>
         <w:jc w:val="left"/>
       </w:pPr>
       <w:r>
@@ -1529,6 +1592,7 @@
     </w:p>
     <w:p>
       <w:pPr>
+        <w:spacing w:line="259" w:lineRule="auto" w:after="60"/>
         <w:jc w:val="left"/>
       </w:pPr>
       <w:r>
@@ -1725,6 +1789,7 @@
     </w:tbl>
     <w:p>
       <w:pPr>
+        <w:spacing w:line="259" w:lineRule="auto" w:after="60"/>
         <w:jc w:val="left"/>
       </w:pPr>
       <w:r>
@@ -1739,6 +1804,7 @@
     </w:p>
     <w:p>
       <w:pPr>
+        <w:spacing w:line="259" w:lineRule="auto" w:after="60"/>
         <w:jc w:val="left"/>
       </w:pPr>
       <w:r>
@@ -1751,10 +1817,15 @@
         <w:t xml:space="preserve"> Zur Feststellung empfohlen. Lohnsteuerbetrag deckt sich mit Lohnabrechnungen.</w:t>
       </w:r>
     </w:p>
-    <w:p/>
+    <w:p>
+      <w:pPr>
+        <w:spacing w:line="259" w:lineRule="auto" w:after="60"/>
+      </w:pPr>
+    </w:p>
     <w:p>
       <w:pPr>
         <w:pStyle w:val="Heading3"/>
+        <w:spacing w:line="259" w:lineRule="auto" w:after="60"/>
       </w:pPr>
       <w:r>
         <w:rPr>
@@ -1765,6 +1836,7 @@
     </w:p>
     <w:p>
       <w:pPr>
+        <w:spacing w:line="259" w:lineRule="auto" w:after="60"/>
         <w:jc w:val="left"/>
       </w:pPr>
       <w:r>
@@ -1779,6 +1851,7 @@
     </w:p>
     <w:p>
       <w:pPr>
+        <w:spacing w:line="259" w:lineRule="auto" w:after="60"/>
         <w:jc w:val="left"/>
       </w:pPr>
       <w:r>
@@ -1793,6 +1866,7 @@
     </w:p>
     <w:p>
       <w:pPr>
+        <w:spacing w:line="259" w:lineRule="auto" w:after="60"/>
         <w:jc w:val="left"/>
       </w:pPr>
       <w:r>
@@ -1805,10 +1879,15 @@
         <w:t xml:space="preserve"> Zur Feststellung empfohlen. Beitragsnachweis eingereicht.</w:t>
       </w:r>
     </w:p>
-    <w:p/>
+    <w:p>
+      <w:pPr>
+        <w:spacing w:line="259" w:lineRule="auto" w:after="60"/>
+      </w:pPr>
+    </w:p>
     <w:p>
       <w:pPr>
         <w:pStyle w:val="Heading3"/>
+        <w:spacing w:line="259" w:lineRule="auto" w:after="60"/>
       </w:pPr>
       <w:r>
         <w:rPr>
@@ -1819,6 +1898,7 @@
     </w:p>
     <w:p>
       <w:pPr>
+        <w:spacing w:line="259" w:lineRule="auto" w:after="60"/>
         <w:jc w:val="left"/>
       </w:pPr>
       <w:r>
@@ -1833,6 +1913,7 @@
     </w:p>
     <w:p>
       <w:pPr>
+        <w:spacing w:line="259" w:lineRule="auto" w:after="60"/>
         <w:jc w:val="left"/>
       </w:pPr>
       <w:r>
@@ -1847,6 +1928,7 @@
     </w:p>
     <w:p>
       <w:pPr>
+        <w:spacing w:line="259" w:lineRule="auto" w:after="60"/>
         <w:jc w:val="left"/>
       </w:pPr>
       <w:r>
@@ -1861,6 +1943,7 @@
     </w:p>
     <w:p>
       <w:pPr>
+        <w:spacing w:line="259" w:lineRule="auto" w:after="60"/>
         <w:jc w:val="left"/>
       </w:pPr>
       <w:r>
@@ -1873,6 +1956,7 @@
     <w:p>
       <w:pPr>
         <w:pStyle w:val="ListBullet"/>
+        <w:spacing w:line="259" w:lineRule="auto" w:after="60"/>
       </w:pPr>
       <w:r>
         <w:t xml:space="preserve">Forderung dem Grunde nach </w:t>
@@ -1890,6 +1974,7 @@
     <w:p>
       <w:pPr>
         <w:pStyle w:val="ListBullet"/>
+        <w:spacing w:line="259" w:lineRule="auto" w:after="60"/>
       </w:pPr>
       <w:r>
         <w:t xml:space="preserve">§ 302 InsO-Qualität (vorsätzliche unerlaubte Handlung) ebenfalls </w:t>
@@ -1907,15 +1992,21 @@
     <w:p>
       <w:pPr>
         <w:pStyle w:val="ListBullet"/>
+        <w:spacing w:line="259" w:lineRule="auto" w:after="60"/>
       </w:pPr>
       <w:r>
         <w:t>Gläubiger wird aufgefordert, Unterlagen bis 01.09.2026 nachzureichen.</w:t>
       </w:r>
     </w:p>
-    <w:p/>
+    <w:p>
+      <w:pPr>
+        <w:spacing w:line="259" w:lineRule="auto" w:after="60"/>
+      </w:pPr>
+    </w:p>
     <w:p>
       <w:pPr>
         <w:pStyle w:val="Heading3"/>
+        <w:spacing w:line="259" w:lineRule="auto" w:after="60"/>
       </w:pPr>
       <w:r>
         <w:rPr>
@@ -1926,6 +2017,7 @@
     </w:p>
     <w:p>
       <w:pPr>
+        <w:spacing w:line="259" w:lineRule="auto" w:after="60"/>
         <w:jc w:val="left"/>
       </w:pPr>
       <w:r>
@@ -1940,6 +2032,7 @@
     </w:p>
     <w:p>
       <w:pPr>
+        <w:spacing w:line="259" w:lineRule="auto" w:after="60"/>
         <w:jc w:val="left"/>
       </w:pPr>
       <w:r>
@@ -1954,6 +2047,7 @@
     </w:p>
     <w:p>
       <w:pPr>
+        <w:spacing w:line="259" w:lineRule="auto" w:after="60"/>
         <w:jc w:val="left"/>
       </w:pPr>
       <w:r>
@@ -1968,6 +2062,7 @@
     </w:p>
     <w:p>
       <w:pPr>
+        <w:spacing w:line="259" w:lineRule="auto" w:after="60"/>
         <w:jc w:val="left"/>
       </w:pPr>
       <w:r>
@@ -1980,10 +2075,15 @@
         <w:t xml:space="preserve"> Zur Feststellung als nachrangige Forderung empfohlen; Quote voraussichtlich 0 %.</w:t>
       </w:r>
     </w:p>
-    <w:p/>
+    <w:p>
+      <w:pPr>
+        <w:spacing w:line="259" w:lineRule="auto" w:after="60"/>
+      </w:pPr>
+    </w:p>
     <w:p>
       <w:pPr>
         <w:pStyle w:val="Heading2"/>
+        <w:spacing w:line="259" w:lineRule="auto" w:after="60"/>
       </w:pPr>
       <w:r>
         <w:rPr>
@@ -1995,6 +2095,7 @@
     <w:p>
       <w:pPr>
         <w:pStyle w:val="ListBullet"/>
+        <w:spacing w:line="259" w:lineRule="auto" w:after="60"/>
       </w:pPr>
       <w:r>
         <w:rPr>
@@ -2009,6 +2110,7 @@
     <w:p>
       <w:pPr>
         <w:pStyle w:val="ListBullet"/>
+        <w:spacing w:line="259" w:lineRule="auto" w:after="60"/>
       </w:pPr>
       <w:r>
         <w:rPr>
@@ -2023,6 +2125,7 @@
     <w:p>
       <w:pPr>
         <w:pStyle w:val="ListBullet"/>
+        <w:spacing w:line="259" w:lineRule="auto" w:after="60"/>
       </w:pPr>
       <w:r>
         <w:rPr>
@@ -2037,14 +2140,20 @@
     <w:p>
       <w:pPr>
         <w:pStyle w:val="ListBullet"/>
+        <w:spacing w:line="259" w:lineRule="auto" w:after="60"/>
       </w:pPr>
       <w:r>
         <w:t>Nachanmeldungen sind möglich (§ 177 InsO), erhöhen aber die Tabellenpositionen</w:t>
       </w:r>
     </w:p>
-    <w:p/>
     <w:p>
       <w:pPr>
+        <w:spacing w:line="259" w:lineRule="auto" w:after="60"/>
+      </w:pPr>
+    </w:p>
+    <w:p>
+      <w:pPr>
+        <w:spacing w:line="259" w:lineRule="auto" w:after="60"/>
         <w:jc w:val="left"/>
       </w:pPr>
       <w:r>
@@ -2055,13 +2164,58 @@
       </w:r>
     </w:p>
     <w:sectPr>
+      <w:headerReference w:type="default" r:id="rId9"/>
+      <w:footerReference w:type="default" r:id="rId10"/>
       <w:pgSz w:w="11906" w:h="16838"/>
-      <w:pgMar w:top="1417" w:right="1417" w:bottom="1417" w:left="1417" w:header="720" w:footer="720" w:gutter="0"/>
+      <w:pgMar w:top="1191" w:right="1247" w:bottom="1134" w:left="1361" w:header="720" w:footer="720" w:gutter="0"/>
       <w:cols w:space="720"/>
       <w:docGrid w:linePitch="360"/>
     </w:sectPr>
   </w:body>
 </w:document>
+</file>
+
+<file path=word/footer1.xml><?xml version="1.0" encoding="utf-8"?>
+<w:ftr xmlns:m="http://schemas.openxmlformats.org/officeDocument/2006/math" xmlns:mc="http://schemas.openxmlformats.org/markup-compatibility/2006" xmlns:mo="http://schemas.microsoft.com/office/mac/office/2008/main" xmlns:mv="urn:schemas-microsoft-com:mac:vml" xmlns:o="urn:schemas-microsoft-com:office:office" xmlns:r="http://schemas.openxmlformats.org/officeDocument/2006/relationships" xmlns:v="urn:schemas-microsoft-com:vml" xmlns:w10="urn:schemas-microsoft-com:office:word" xmlns:w14="http://schemas.microsoft.com/office/word/2010/wordml" xmlns:w="http://schemas.openxmlformats.org/wordprocessingml/2006/main" xmlns:wne="http://schemas.microsoft.com/office/word/2006/wordml" xmlns:wp14="http://schemas.microsoft.com/office/word/2010/wordprocessingDrawing" xmlns:wp="http://schemas.openxmlformats.org/drawingml/2006/wordprocessingDrawing" xmlns:wpc="http://schemas.microsoft.com/office/word/2010/wordprocessingCanvas" xmlns:wpg="http://schemas.microsoft.com/office/word/2010/wordprocessingGroup" xmlns:wpi="http://schemas.microsoft.com/office/word/2010/wordprocessingInk" xmlns:wps="http://schemas.microsoft.com/office/word/2010/wordprocessingShape" mc:Ignorable="w14 wp14">
+  <w:p>
+    <w:pPr>
+      <w:pStyle w:val="Footer"/>
+      <w:jc w:val="left"/>
+    </w:pPr>
+    <w:r/>
+    <w:r>
+      <w:rPr>
+        <w:rFonts w:ascii="Times New Roman" w:hAnsi="Times New Roman"/>
+        <w:b w:val="0"/>
+        <w:color w:val="777777"/>
+        <w:sz w:val="17"/>
+      </w:rPr>
+      <w:t>Vertraulich | Bearbeitungsstand Juli 2026 | nur zur Aktenbearbeitung</w:t>
+    </w:r>
+  </w:p>
+</w:ftr>
+</file>
+
+<file path=word/header1.xml><?xml version="1.0" encoding="utf-8"?>
+<w:hdr xmlns:m="http://schemas.openxmlformats.org/officeDocument/2006/math" xmlns:mc="http://schemas.openxmlformats.org/markup-compatibility/2006" xmlns:mo="http://schemas.microsoft.com/office/mac/office/2008/main" xmlns:mv="urn:schemas-microsoft-com:mac:vml" xmlns:o="urn:schemas-microsoft-com:office:office" xmlns:r="http://schemas.openxmlformats.org/officeDocument/2006/relationships" xmlns:v="urn:schemas-microsoft-com:vml" xmlns:w10="urn:schemas-microsoft-com:office:word" xmlns:w14="http://schemas.microsoft.com/office/word/2010/wordml" xmlns:w="http://schemas.openxmlformats.org/wordprocessingml/2006/main" xmlns:wne="http://schemas.microsoft.com/office/word/2006/wordml" xmlns:wp14="http://schemas.microsoft.com/office/word/2010/wordprocessingDrawing" xmlns:wp="http://schemas.openxmlformats.org/drawingml/2006/wordprocessingDrawing" xmlns:wpc="http://schemas.microsoft.com/office/word/2010/wordprocessingCanvas" xmlns:wpg="http://schemas.microsoft.com/office/word/2010/wordprocessingGroup" xmlns:wpi="http://schemas.microsoft.com/office/word/2010/wordprocessingInk" xmlns:wps="http://schemas.microsoft.com/office/word/2010/wordprocessingShape" mc:Ignorable="w14 wp14">
+  <w:p>
+    <w:pPr>
+      <w:pStyle w:val="Header"/>
+      <w:jc w:val="left"/>
+    </w:pPr>
+    <w:r/>
+    <w:r>
+      <w:rPr>
+        <w:rFonts w:ascii="Times New Roman" w:hAnsi="Times New Roman"/>
+        <w:b w:val="0"/>
+        <w:i w:val="0"/>
+        <w:color w:val="666666"/>
+        <w:sz w:val="17"/>
+      </w:rPr>
+      <w:t>Lindenhof und Partner mbB | Insolvenz- und Restrukturierungsakte | Bearbeitungsstand Juli 2026</w:t>
+    </w:r>
+  </w:p>
+</w:hdr>
 </file>
 
 <file path=word/numbering.xml><?xml version="1.0" encoding="utf-8"?>
@@ -2778,11 +2932,12 @@
       <w:contextualSpacing/>
     </w:pPr>
     <w:rPr>
-      <w:rFonts w:asciiTheme="majorHAnsi" w:eastAsiaTheme="majorEastAsia" w:hAnsiTheme="majorHAnsi" w:cstheme="majorBidi"/>
+      <w:rFonts w:asciiTheme="majorHAnsi" w:eastAsiaTheme="majorEastAsia" w:hAnsiTheme="majorHAnsi" w:cstheme="majorBidi" w:ascii="Times New Roman" w:hAnsi="Times New Roman"/>
+      <w:b/>
       <w:color w:val="17365D" w:themeColor="text2" w:themeShade="BF"/>
       <w:spacing w:val="5"/>
       <w:kern w:val="28"/>
-      <w:sz w:val="52"/>
+      <w:sz w:val="30"/>
       <w:szCs w:val="52"/>
     </w:rPr>
   </w:style>
